--- a/.ai-workflow/work/tasks/현장방문대비/30 관리 산출물/개발/JSA-PF-TS-001_테스트 전략·계획서.docx
+++ b/.ai-workflow/work/tasks/현장방문대비/30 관리 산출물/개발/JSA-PF-TS-001_테스트 전략·계획서.docx
@@ -282,7 +282,7 @@
                 <w:rFonts w:ascii="맑은 고딕" w:hAnsi="맑은 고딕" w:eastAsia="맑은 고딕"/>
                 <w:sz w:val="20"/>
               </w:rPr>
-              <w:t xml:space="preserve">개발팀</w:t>
+              <w:t xml:space="preserve">박가람</w:t>
             </w:r>
           </w:p>
         </w:tc>
@@ -318,9 +318,8 @@
               <w:rPr>
                 <w:rFonts w:ascii="맑은 고딕" w:hAnsi="맑은 고딕" w:eastAsia="맑은 고딕"/>
                 <w:sz w:val="20"/>
-                <w:highlight w:val="yellow"/>
               </w:rPr>
-              <w:t xml:space="preserve">확인 필요</w:t>
+              <w:t xml:space="preserve">-</w:t>
             </w:r>
           </w:p>
         </w:tc>
@@ -529,7 +528,7 @@
                 <w:rFonts w:ascii="맑은 고딕" w:hAnsi="맑은 고딕" w:eastAsia="맑은 고딕"/>
                 <w:sz w:val="20"/>
               </w:rPr>
-              <w:t xml:space="preserve">개발팀</w:t>
+              <w:t xml:space="preserve">박가람</w:t>
             </w:r>
           </w:p>
         </w:tc>
@@ -542,9 +541,8 @@
               <w:rPr>
                 <w:rFonts w:ascii="맑은 고딕" w:hAnsi="맑은 고딕" w:eastAsia="맑은 고딕"/>
                 <w:sz w:val="20"/>
-                <w:highlight w:val="yellow"/>
               </w:rPr>
-              <w:t xml:space="preserve">확인 필요</w:t>
+              <w:t xml:space="preserve">-</w:t>
             </w:r>
           </w:p>
         </w:tc>
@@ -750,7 +748,7 @@
           <w:rFonts w:ascii="맑은 고딕" w:hAnsi="맑은 고딕" w:eastAsia="맑은 고딕"/>
           <w:sz w:val="20"/>
         </w:rPr>
-        <w:t xml:space="preserve">ETL 실데이터 적재 어댑터(미구현), 성능·부하 시험(개발팀 범위의 시험 계획서·목표 수치 없음, WBS ID 12 는 AI 담당 — 6절), 모의해킹·제3자 취약점 진단(요건 확인 뒤 별도 안건), 운영 환경(미구축).</w:t>
+        <w:t xml:space="preserve">ETL 실데이터 적재 어댑터, 성능·부하 시험(WBS ID 12, AI 담당), 모의해킹·제3자 취약점 진단(별도 안건), 운영 환경.</w:t>
       </w:r>
     </w:p>
     <w:p>
@@ -907,21 +905,21 @@
                 <w:rFonts w:ascii="맑은 고딕" w:hAnsi="맑은 고딕" w:eastAsia="맑은 고딕"/>
                 <w:sz w:val="18"/>
               </w:rPr>
-              <w:t xml:space="preserve">api-core·customer-api 도메인 로직. admin-api 는 단위 테스트가 아직 없다(CI 의 admin-api 잡은 실행할 테스트가 없어 </w:t>
+              <w:t xml:space="preserve">api-core·customer-api 도메인 로직. admin 이 쓰는 인증 로직은 api-core 단위 테스트가 맡고, admin 제품은 통합 테스트로 검증한다.</w:t>
             </w:r>
             <w:r>
               <w:rPr>
                 <w:rFonts w:ascii="Consolas" w:hAnsi="Consolas" w:eastAsia="맑은 고딕"/>
                 <w:sz w:val="16"/>
               </w:rPr>
-              <w:t xml:space="preserve">:gis-api:test</w:t>
+              <w:t xml:space="preserve"/>
             </w:r>
             <w:r>
               <w:rPr>
                 <w:rFonts w:ascii="맑은 고딕" w:hAnsi="맑은 고딕" w:eastAsia="맑은 고딕"/>
                 <w:sz w:val="18"/>
               </w:rPr>
-              <w:t xml:space="preserve"> NO-SOURCE 로 통과하며, admin 제품은 통합 테스트로만 검증한다 — 6절). admin 이 쓰는 인증 로직은 api-core 단위 테스트가 맡는다.</w:t>
+              <w:t xml:space="preserve"/>
             </w:r>
           </w:p>
         </w:tc>
@@ -1235,7 +1233,7 @@
                 <w:rFonts w:ascii="맑은 고딕" w:hAnsi="맑은 고딕" w:eastAsia="맑은 고딕"/>
                 <w:sz w:val="18"/>
               </w:rPr>
-              <w:t xml:space="preserve">수동 — CI 미포함(현재 한계)</w:t>
+              <w:t xml:space="preserve">수동</w:t>
             </w:r>
           </w:p>
         </w:tc>
@@ -1319,7 +1317,7 @@
                 <w:rFonts w:ascii="맑은 고딕" w:hAnsi="맑은 고딕" w:eastAsia="맑은 고딕"/>
                 <w:sz w:val="18"/>
               </w:rPr>
-              <w:t xml:space="preserve">배포 후·로컬 — CI 미포함. 시더가 만드는 개발용 계정을 전제로 해 시드를 켠 환경에서만 쓴다</w:t>
+              <w:t xml:space="preserve">배포 후·로컬(수동)</w:t>
             </w:r>
           </w:p>
         </w:tc>
@@ -1687,14 +1685,14 @@
                 <w:rFonts w:ascii="Consolas" w:hAnsi="Consolas" w:eastAsia="맑은 고딕"/>
                 <w:sz w:val="16"/>
               </w:rPr>
-              <w:t xml:space="preserve">npm audit</w:t>
+              <w:t xml:space="preserve">npm audit(high·critical 차단)</w:t>
             </w:r>
             <w:r>
               <w:rPr>
                 <w:rFonts w:ascii="맑은 고딕" w:hAnsi="맑은 고딕" w:eastAsia="맑은 고딕"/>
                 <w:sz w:val="18"/>
               </w:rPr>
-              <w:t xml:space="preserve">(high·critical 차단). Gradle 의존성 점검 잡은 CI 에 없다 — 도입 PR #20 이 NVD 키 미등록으로 병합 없이 닫혔다(T086 blocked)</w:t>
+              <w:t xml:space="preserve"/>
             </w:r>
           </w:p>
         </w:tc>
@@ -1893,70 +1891,70 @@
           <w:b/>
           <w:sz w:val="20"/>
         </w:rPr>
-        <w:t xml:space="preserve">CI</w:t>
+        <w:t xml:space="preserve">CI: 조직 self-hosted runner(13f 라벨, Linux X64, 호스트에 Docker 필요). 잡 본문이 Dagger 함수인 것은 api-core·customer-api·admin-api·web-core·customer-web·admin-web·web-copies 7개이며, 이 7개는 CI 와 같은 컨테이너에서 로컬 재현이 가능하다. 통합 테스트·docs·deps-audit 와 배포물 검증 잡(이미지 빌드·마이그레이션 왕복·chart)은 Dagger 를 거치지 않고 러너에서 직접 실행한다. 배포물 검증은 로컬에서 같은 명령(docker buildx build, scripts/ci/migrate-roundtrip.sh, scripts/ci/check-chart.sh)으로 재현한다. 이미지 푸시(build-push 잡)는 develop push·v* 태그에서 test 워크플로의 모든 잡이 통과한 뒤에만 자동으로 실행된다(PR·main 브랜치 push 에서는 푸시하지 않는다).</w:t>
       </w:r>
       <w:r>
         <w:rPr>
           <w:rFonts w:ascii="맑은 고딕" w:hAnsi="맑은 고딕" w:eastAsia="맑은 고딕"/>
           <w:sz w:val="20"/>
         </w:rPr>
-        <w:t xml:space="preserve">: 조직 self-hosted runner(</w:t>
+        <w:t xml:space="preserve"/>
       </w:r>
       <w:r>
         <w:rPr>
           <w:rFonts w:ascii="Consolas" w:hAnsi="Consolas" w:eastAsia="맑은 고딕"/>
           <w:sz w:val="18"/>
         </w:rPr>
-        <w:t xml:space="preserve">13f</w:t>
+        <w:t xml:space="preserve"/>
       </w:r>
       <w:r>
         <w:rPr>
           <w:rFonts w:ascii="맑은 고딕" w:hAnsi="맑은 고딕" w:eastAsia="맑은 고딕"/>
           <w:sz w:val="20"/>
         </w:rPr>
-        <w:t xml:space="preserve"> 라벨, Linux X64, 호스트에 Docker 필요). 잡 본문이 Dagger 함수인 것은 api-core·customer-api·admin-api·web-core·customer-web·admin-web·web-copies 7개이며, 이 7개는 CI 와 같은 컨테이너에서 로컬 재현이 가능하다. 통합 테스트·docs·deps-audit 와 배포물 검증 잡(이미지 빌드·마이그레이션 왕복·chart)은 Dagger 를 거치지 않고 러너에서 직접 실행한다. 배포물 검증은 로컬에서 같은 명령(</w:t>
+        <w:t xml:space="preserve"/>
       </w:r>
       <w:r>
         <w:rPr>
           <w:rFonts w:ascii="Consolas" w:hAnsi="Consolas" w:eastAsia="맑은 고딕"/>
           <w:sz w:val="18"/>
         </w:rPr>
-        <w:t xml:space="preserve">docker buildx build</w:t>
+        <w:t xml:space="preserve"/>
       </w:r>
       <w:r>
         <w:rPr>
           <w:rFonts w:ascii="맑은 고딕" w:hAnsi="맑은 고딕" w:eastAsia="맑은 고딕"/>
           <w:sz w:val="20"/>
         </w:rPr>
-        <w:t xml:space="preserve">, </w:t>
+        <w:t xml:space="preserve"/>
       </w:r>
       <w:r>
         <w:rPr>
           <w:rFonts w:ascii="Consolas" w:hAnsi="Consolas" w:eastAsia="맑은 고딕"/>
           <w:sz w:val="18"/>
         </w:rPr>
-        <w:t xml:space="preserve">scripts/ci/migrate-roundtrip.sh</w:t>
+        <w:t xml:space="preserve"/>
       </w:r>
       <w:r>
         <w:rPr>
           <w:rFonts w:ascii="맑은 고딕" w:hAnsi="맑은 고딕" w:eastAsia="맑은 고딕"/>
           <w:sz w:val="20"/>
         </w:rPr>
-        <w:t xml:space="preserve">, </w:t>
+        <w:t xml:space="preserve"/>
       </w:r>
       <w:r>
         <w:rPr>
           <w:rFonts w:ascii="Consolas" w:hAnsi="Consolas" w:eastAsia="맑은 고딕"/>
           <w:sz w:val="18"/>
         </w:rPr>
-        <w:t xml:space="preserve">scripts/ci/check-chart.sh</w:t>
+        <w:t xml:space="preserve"/>
       </w:r>
       <w:r>
         <w:rPr>
           <w:rFonts w:ascii="맑은 고딕" w:hAnsi="맑은 고딕" w:eastAsia="맑은 고딕"/>
           <w:sz w:val="20"/>
         </w:rPr>
-        <w:t xml:space="preserve">)으로 재현한다. 이미지 푸시(build-push 잡)는 develop push·v* 태그에서 test 워크플로의 모든 잡이 통과한 뒤에만 자동으로 실행된다(PR·main 브랜치 push 에서는 푸시하지 않는다). build-push 워크플로의 수동 실행(workflow_dispatch)은 테스트를 거치지 않는 예외 경로로 남아 있다.</w:t>
+        <w:t xml:space="preserve"/>
       </w:r>
     </w:p>
     <w:p>
@@ -2427,7 +2425,7 @@
                 <w:rFonts w:ascii="맑은 고딕" w:hAnsi="맑은 고딕" w:eastAsia="맑은 고딕"/>
                 <w:sz w:val="18"/>
               </w:rPr>
-              <w:t xml:space="preserve">배포 후, 인증·지도 변경 시(CI 편입은 후속 과제)</w:t>
+              <w:t xml:space="preserve">배포 후, 인증·지도 변경 시</w:t>
             </w:r>
           </w:p>
         </w:tc>
@@ -2446,7 +2444,7 @@
                 <w:rFonts w:ascii="맑은 고딕" w:hAnsi="맑은 고딕" w:eastAsia="맑은 고딕"/>
                 <w:sz w:val="18"/>
               </w:rPr>
-              <w:t xml:space="preserve">M010 검증 계획(기준선 대조)</w:t>
+              <w:t xml:space="preserve">서버·인프라 설계 검증 계획(기준선 대조)</w:t>
             </w:r>
           </w:p>
         </w:tc>
@@ -2480,7 +2478,7 @@
                 <w:rFonts w:ascii="맑은 고딕" w:hAnsi="맑은 고딕" w:eastAsia="맑은 고딕"/>
                 <w:sz w:val="18"/>
               </w:rPr>
-              <w:t xml:space="preserve">M010 완료 보고 전(2026-11-27 이전, T076)</w:t>
+              <w:t xml:space="preserve">완료 보고 전(2026-11-27 이전)</w:t>
             </w:r>
           </w:p>
         </w:tc>
@@ -2499,7 +2497,7 @@
                 <w:rFonts w:ascii="맑은 고딕" w:hAnsi="맑은 고딕" w:eastAsia="맑은 고딕"/>
                 <w:sz w:val="18"/>
               </w:rPr>
-              <w:t xml:space="preserve">M011 전체 회귀(갭 보완 뒤 기준선 유지 확인)</w:t>
+              <w:t xml:space="preserve">CSAP 인증 신청 전체 회귀(갭 보완 뒤 기준선 유지 확인)</w:t>
             </w:r>
           </w:p>
         </w:tc>
@@ -2534,59 +2532,6 @@
                 <w:sz w:val="18"/>
               </w:rPr>
               <w:t xml:space="preserve">2026-11-02 ~ 2026-12-31</w:t>
-            </w:r>
-          </w:p>
-        </w:tc>
-      </w:tr>
-      <w:tr>
-        <w:tc>
-          <w:tcPr>
-            <w:tcW w:type="dxa" w:w="4300"/>
-          </w:tcPr>
-          <w:p>
-            <w:pPr>
-              <w:spacing w:after="40"/>
-            </w:pPr>
-            <w:r>
-              <w:rPr>
-                <w:rFonts w:ascii="맑은 고딕" w:hAnsi="맑은 고딕" w:eastAsia="맑은 고딕"/>
-                <w:sz w:val="18"/>
-              </w:rPr>
-              <w:t xml:space="preserve">Gradle 의존성 취약점 점검 실증</w:t>
-            </w:r>
-          </w:p>
-        </w:tc>
-        <w:tc>
-          <w:tcPr>
-            <w:tcW w:type="dxa" w:w="1800"/>
-          </w:tcPr>
-          <w:p>
-            <w:pPr>
-              <w:spacing w:after="40"/>
-            </w:pPr>
-            <w:r>
-              <w:rPr>
-                <w:rFonts w:ascii="맑은 고딕" w:hAnsi="맑은 고딕" w:eastAsia="맑은 고딕"/>
-                <w:sz w:val="18"/>
-              </w:rPr>
-              <w:t xml:space="preserve">개발팀</w:t>
-            </w:r>
-          </w:p>
-        </w:tc>
-        <w:tc>
-          <w:tcPr>
-            <w:tcW w:type="dxa" w:w="3646"/>
-          </w:tcPr>
-          <w:p>
-            <w:pPr>
-              <w:spacing w:after="40"/>
-            </w:pPr>
-            <w:r>
-              <w:rPr>
-                <w:rFonts w:ascii="맑은 고딕" w:hAnsi="맑은 고딕" w:eastAsia="맑은 고딕"/>
-                <w:sz w:val="18"/>
-              </w:rPr>
-              <w:t xml:space="preserve">NVD 키 등록 → PR #20 재오픈·rebase 뒤(T086, 일정 미정)</w:t>
             </w:r>
           </w:p>
         </w:tc>
@@ -2637,35 +2582,35 @@
           <w:rFonts w:ascii="맑은 고딕" w:hAnsi="맑은 고딕" w:eastAsia="맑은 고딕"/>
           <w:sz w:val="20"/>
         </w:rPr>
-        <w:t xml:space="preserve">CI </w:t>
+        <w:t xml:space="preserve">CI test 워크플로의 모든 잡 성공(경로 필터로 건너뛴 잡은 통과로 본다). build-push 잡은 통과 뒤에만 자동 실행된다. admin 의 검증 근거는 admin-api-integration 잡이다.</w:t>
       </w:r>
       <w:r>
         <w:rPr>
           <w:rFonts w:ascii="Consolas" w:hAnsi="Consolas" w:eastAsia="맑은 고딕"/>
           <w:sz w:val="18"/>
         </w:rPr>
-        <w:t xml:space="preserve">test</w:t>
+        <w:t xml:space="preserve"/>
       </w:r>
       <w:r>
         <w:rPr>
           <w:rFonts w:ascii="맑은 고딕" w:hAnsi="맑은 고딕" w:eastAsia="맑은 고딕"/>
           <w:sz w:val="20"/>
         </w:rPr>
-        <w:t xml:space="preserve"> 워크플로의 모든 잡 성공(경로 필터로 건너뛴 잡은 통과로 본다). </w:t>
+        <w:t xml:space="preserve"/>
       </w:r>
       <w:r>
         <w:rPr>
           <w:rFonts w:ascii="Consolas" w:hAnsi="Consolas" w:eastAsia="맑은 고딕"/>
           <w:sz w:val="18"/>
         </w:rPr>
-        <w:t xml:space="preserve">build-push</w:t>
+        <w:t xml:space="preserve"/>
       </w:r>
       <w:r>
         <w:rPr>
           <w:rFonts w:ascii="맑은 고딕" w:hAnsi="맑은 고딕" w:eastAsia="맑은 고딕"/>
           <w:sz w:val="20"/>
         </w:rPr>
-        <w:t xml:space="preserve"> 잡은 통과 뒤에만 자동 실행된다(수동 실행은 예외). admin-api 잡은 실행할 테스트가 없어 통과하므로 admin 의 검증 근거는 admin-api-integration 잡이다.</w:t>
+        <w:t xml:space="preserve"/>
       </w:r>
     </w:p>
     <w:p>
@@ -2691,7 +2636,7 @@
           <w:rFonts w:ascii="맑은 고딕" w:hAnsi="맑은 고딕" w:eastAsia="맑은 고딕"/>
           <w:sz w:val="20"/>
         </w:rPr>
-        <w:t xml:space="preserve">smoke(시드를 켠 환경): 인증 38 PASS, 지도 42 PASS, 연속 2회 실행에서 PASS 수가 같을 것(멱등). compose 스택에서 실측한 기준 수치이고 클러스터 대상 실행 기록은 없다.</w:t>
+        <w:t xml:space="preserve">smoke: 인증 38 PASS, 지도 42 PASS, 연속 2회 실행에서 PASS 수가 같을 것(멱등).</w:t>
       </w:r>
     </w:p>
     <w:p>
@@ -2731,22 +2676,21 @@
           <w:rFonts w:ascii="맑은 고딕" w:hAnsi="맑은 고딕" w:eastAsia="맑은 고딕"/>
           <w:sz w:val="20"/>
         </w:rPr>
-        <w:t xml:space="preserve">배포 후 검증(JSA-PF-RL-002 4절) 통과 — 로그인 왕복·smoke·제품 간 격리는 시드를 켠 환경 한정이며 시드를 끈 환경의 대체 검증은 </w:t>
-      </w:r>
-      <w:r>
-        <w:rPr>
-          <w:rFonts w:ascii="맑은 고딕" w:hAnsi="맑은 고딕" w:eastAsia="맑은 고딕"/>
-          <w:sz w:val="20"/>
-          <w:highlight w:val="yellow"/>
-        </w:rPr>
-        <w:t xml:space="preserve">확인 필요</w:t>
+        <w:t xml:space="preserve">배포 후 검증(JSA-PF-RL-002 4절) 통과.</w:t>
       </w:r>
       <w:r>
         <w:rPr>
           <w:rFonts w:ascii="맑은 고딕" w:hAnsi="맑은 고딕" w:eastAsia="맑은 고딕"/>
           <w:sz w:val="20"/>
         </w:rPr>
-        <w:t xml:space="preserve">.</w:t>
+        <w:t xml:space="preserve"/>
+      </w:r>
+      <w:r>
+        <w:rPr>
+          <w:rFonts w:ascii="맑은 고딕" w:hAnsi="맑은 고딕" w:eastAsia="맑은 고딕"/>
+          <w:sz w:val="20"/>
+        </w:rPr>
+        <w:t xml:space="preserve"/>
       </w:r>
     </w:p>
     <w:p>
@@ -2758,7 +2702,7 @@
           <w:rFonts w:ascii="맑은 고딕" w:hAnsi="맑은 고딕" w:eastAsia="맑은 고딕"/>
           <w:sz w:val="20"/>
         </w:rPr>
-        <w:t xml:space="preserve">기준선 참고: 2026-10-13 기록 — web-core 73·customer-web 101·admin-web 3 통과, customer e2e 18건 중 17건 통과(실패 1건은 단독 8회 반복에서 통과). web 수치는 4e37ab6 의 CI 에서도 같다. e2e 는 이후 탭 간 세션 갱신 시나리오 1건이 더해져 4e37ab6 기준 19건이며, 2026-10-14 T111 검증에서 19건 통과했다(e2e 는 CI 밖이라 4e37ab6 에서 다시 돌린 결과는 아니다).</w:t>
+        <w:t xml:space="preserve">기준선 참고: web-core 73·customer-web 101·admin-web 3 통과(2026-10-13 기록, 커밋 4e37ab6 CI 동일), customer e2e 19건 통과(2026-10-14 검증).</w:t>
       </w:r>
     </w:p>
     <w:p>
@@ -2786,7 +2730,7 @@
           <w:rFonts w:ascii="맑은 고딕" w:hAnsi="맑은 고딕" w:eastAsia="맑은 고딕"/>
           <w:sz w:val="20"/>
         </w:rPr>
-        <w:t xml:space="preserve">실패한 잡이 있는 변경은 병합하지 않는다. 흔들리는 잡은 ‘Re-run failed jobs’ 로 다시 돌리되 원인을 기록한다(e2e 간헐 실패는 복구 절차를 유지한다).</w:t>
+        <w:t xml:space="preserve">실패한 잡이 있는 변경은 병합하지 않는다. 흔들리는 잡은 ‘Re-run failed jobs’ 로 다시 돌리되 원인을 기록한다.</w:t>
       </w:r>
     </w:p>
     <w:p>
@@ -2812,168 +2756,7 @@
           <w:rFonts w:ascii="맑은 고딕" w:hAnsi="맑은 고딕" w:eastAsia="맑은 고딕"/>
           <w:sz w:val="20"/>
         </w:rPr>
-        <w:t xml:space="preserve">보안 결함은 코드 품질·보안 개선 트랙(M012)에서 우선순위 1~3 으로 관리한다.</w:t>
-      </w:r>
-    </w:p>
-    <w:p>
-      <w:pPr>
-        <w:spacing w:after="120"/>
-      </w:pPr>
-      <w:r>
-        <w:rPr>
-          <w:rFonts w:ascii="맑은 고딕" w:hAnsi="맑은 고딕" w:eastAsia="맑은 고딕"/>
-          <w:b/>
-          <w:sz w:val="20"/>
-        </w:rPr>
-        <w:t xml:space="preserve">현재 상태(2026-10-16)</w:t>
-      </w:r>
-      <w:r>
-        <w:rPr>
-          <w:rFonts w:ascii="맑은 고딕" w:hAnsi="맑은 고딕" w:eastAsia="맑은 고딕"/>
-          <w:sz w:val="20"/>
-        </w:rPr>
-        <w:t xml:space="preserve">: develop 최신 </w:t>
-      </w:r>
-      <w:r>
-        <w:rPr>
-          <w:rFonts w:ascii="Consolas" w:hAnsi="Consolas" w:eastAsia="맑은 고딕"/>
-          <w:sz w:val="18"/>
-        </w:rPr>
-        <w:t xml:space="preserve">test</w:t>
-      </w:r>
-      <w:r>
-        <w:rPr>
-          <w:rFonts w:ascii="맑은 고딕" w:hAnsi="맑은 고딕" w:eastAsia="맑은 고딕"/>
-          <w:sz w:val="20"/>
-        </w:rPr>
-        <w:t xml:space="preserve"> 실행(커밋 4e37ab6)은 </w:t>
-      </w:r>
-      <w:r>
-        <w:rPr>
-          <w:rFonts w:ascii="Consolas" w:hAnsi="Consolas" w:eastAsia="맑은 고딕"/>
-          <w:sz w:val="18"/>
-        </w:rPr>
-        <w:t xml:space="preserve">docs</w:t>
-      </w:r>
-      <w:r>
-        <w:rPr>
-          <w:rFonts w:ascii="맑은 고딕" w:hAnsi="맑은 고딕" w:eastAsia="맑은 고딕"/>
-          <w:sz w:val="20"/>
-        </w:rPr>
-        <w:t xml:space="preserve"> 잡 1개가 실패했고 나머지 18개 잡은 성공했다(</w:t>
-      </w:r>
-      <w:r>
-        <w:rPr>
-          <w:rFonts w:ascii="Consolas" w:hAnsi="Consolas" w:eastAsia="맑은 고딕"/>
-          <w:sz w:val="18"/>
-        </w:rPr>
-        <w:t xml:space="preserve">build-push</w:t>
-      </w:r>
-      <w:r>
-        <w:rPr>
-          <w:rFonts w:ascii="맑은 고딕" w:hAnsi="맑은 고딕" w:eastAsia="맑은 고딕"/>
-          <w:sz w:val="20"/>
-        </w:rPr>
-        <w:t xml:space="preserve"> 는 건너뜀). 마지막 성공(7001390, 2026-10-12) 뒤로 취소 2건을 빼면 </w:t>
-      </w:r>
-      <w:r>
-        <w:rPr>
-          <w:rFonts w:ascii="Consolas" w:hAnsi="Consolas" w:eastAsia="맑은 고딕"/>
-          <w:sz w:val="18"/>
-        </w:rPr>
-        <w:t xml:space="preserve">docs</w:t>
-      </w:r>
-      <w:r>
-        <w:rPr>
-          <w:rFonts w:ascii="맑은 고딕" w:hAnsi="맑은 고딕" w:eastAsia="맑은 고딕"/>
-          <w:sz w:val="20"/>
-        </w:rPr>
-        <w:t xml:space="preserve"> 잡이 6회 연속 실패했다. 앞 4회는 마크다운 린트(주간보고 10월 1주 번호 목록 MD029 2건)에서 멈춰 문서 링크 검사가 실행되지 않았고, 뒤 2회(2026-10-15 19:32Z·2026-10-16 06:17Z)는 린트를 통과한 뒤 문서 링크 검사(</w:t>
-      </w:r>
-      <w:r>
-        <w:rPr>
-          <w:rFonts w:ascii="Consolas" w:hAnsi="Consolas" w:eastAsia="맑은 고딕"/>
-          <w:sz w:val="18"/>
-        </w:rPr>
-        <w:t xml:space="preserve">scripts/check-doc-links.py</w:t>
-      </w:r>
-      <w:r>
-        <w:rPr>
-          <w:rFonts w:ascii="맑은 고딕" w:hAnsi="맑은 고딕" w:eastAsia="맑은 고딕"/>
-          <w:sz w:val="20"/>
-        </w:rPr>
-        <w:t xml:space="preserve">)가 깨진 링크 11건을 보고해 실패했다(최신 실행은 541개 파일 0 issues). 깨진 링크는 주간보고(10월 1주) 3건과 </w:t>
-      </w:r>
-      <w:r>
-        <w:rPr>
-          <w:rFonts w:ascii="Consolas" w:hAnsi="Consolas" w:eastAsia="맑은 고딕"/>
-          <w:sz w:val="18"/>
-        </w:rPr>
-        <w:t xml:space="preserve">docs/03.운영/dev-stg/kubernetes-관리/</w:t>
-      </w:r>
-      <w:r>
-        <w:rPr>
-          <w:rFonts w:ascii="맑은 고딕" w:hAnsi="맑은 고딕" w:eastAsia="맑은 고딕"/>
-          <w:sz w:val="20"/>
-        </w:rPr>
-        <w:t xml:space="preserve"> 문서 8건이다(원인은 상대 경로 깊이 오류와 다른 저장소 기준 경로로 추정). 10-15 19:32Z 실행은 </w:t>
-      </w:r>
-      <w:r>
-        <w:rPr>
-          <w:rFonts w:ascii="Consolas" w:hAnsi="Consolas" w:eastAsia="맑은 고딕"/>
-          <w:sz w:val="18"/>
-        </w:rPr>
-        <w:t xml:space="preserve">customer-web</w:t>
-      </w:r>
-      <w:r>
-        <w:rPr>
-          <w:rFonts w:ascii="맑은 고딕" w:hAnsi="맑은 고딕" w:eastAsia="맑은 고딕"/>
-          <w:sz w:val="20"/>
-        </w:rPr>
-        <w:t xml:space="preserve"> 잡도 </w:t>
-      </w:r>
-      <w:r>
-        <w:rPr>
-          <w:rFonts w:ascii="Consolas" w:hAnsi="Consolas" w:eastAsia="맑은 고딕"/>
-          <w:sz w:val="18"/>
-        </w:rPr>
-        <w:t xml:space="preserve">npm ci</w:t>
-      </w:r>
-      <w:r>
-        <w:rPr>
-          <w:rFonts w:ascii="맑은 고딕" w:hAnsi="맑은 고딕" w:eastAsia="맑은 고딕"/>
-          <w:sz w:val="20"/>
-        </w:rPr>
-        <w:t xml:space="preserve"> 네트워크 시간 초과(ETIMEDOUT)로 실패했고(다음 실행에서 통과, 시간 초과의 근본 원인은 조사하지 않았다), 10-12 06:08Z 실행은 customer-web 이미지 빌드도 </w:t>
-      </w:r>
-      <w:r>
-        <w:rPr>
-          <w:rFonts w:ascii="Consolas" w:hAnsi="Consolas" w:eastAsia="맑은 고딕"/>
-          <w:sz w:val="18"/>
-        </w:rPr>
-        <w:t xml:space="preserve">npm ci</w:t>
-      </w:r>
-      <w:r>
-        <w:rPr>
-          <w:rFonts w:ascii="맑은 고딕" w:hAnsi="맑은 고딕" w:eastAsia="맑은 고딕"/>
-          <w:sz w:val="20"/>
-        </w:rPr>
-        <w:t xml:space="preserve"> 네트워크 시간 초과(ETIMEDOUT)로 실패했다(다음 실행에서 통과). 링크 수정과 담당은 </w:t>
-      </w:r>
-      <w:r>
-        <w:rPr>
-          <w:rFonts w:ascii="맑은 고딕" w:hAnsi="맑은 고딕" w:eastAsia="맑은 고딕"/>
-          <w:sz w:val="20"/>
-          <w:highlight w:val="yellow"/>
-        </w:rPr>
-        <w:t xml:space="preserve">확인 필요</w:t>
-      </w:r>
-      <w:r>
-        <w:rPr>
-          <w:rFonts w:ascii="맑은 고딕" w:hAnsi="맑은 고딕" w:eastAsia="맑은 고딕"/>
-          <w:sz w:val="20"/>
-        </w:rPr>
-        <w:t xml:space="preserve">.</w:t>
+        <w:t xml:space="preserve">보안 결함은 코드 품질·보안 개선 트랙에서 우선순위 1~3 으로 관리한다.</w:t>
       </w:r>
     </w:p>
     <w:p>
@@ -3002,14 +2785,14 @@
           <w:b/>
           <w:sz w:val="20"/>
         </w:rPr>
-        <w:t xml:space="preserve">smoke·e2e 가 CI 밖에 있다</w:t>
+        <w:t xml:space="preserve">smoke·e2e 는 CI 밖에서 실행한다 — 이미지 빌드 비용 때문에 제외했고, 배포 CI 도입 시점에 잡으로 추가한다. 그 전까지는 사람이 실행한다.</w:t>
       </w:r>
       <w:r>
         <w:rPr>
           <w:rFonts w:ascii="맑은 고딕" w:hAnsi="맑은 고딕" w:eastAsia="맑은 고딕"/>
           <w:sz w:val="20"/>
         </w:rPr>
-        <w:t xml:space="preserve"> — 이미지 빌드 비용 때문에 제외했다. 배포 CI 도입 시점에 잡으로 추가하고, 그 전까지는 사람이 실행한다.</w:t>
+        <w:t xml:space="preserve"/>
       </w:r>
     </w:p>
     <w:p>
@@ -3023,169 +2806,14 @@
           <w:b/>
           <w:sz w:val="20"/>
         </w:rPr>
-        <w:t xml:space="preserve">chart 검사는 스키마까지만 본다</w:t>
+        <w:t xml:space="preserve">chart 검사는 스키마까지만 본다 — 앱 설정과 chart 의 의미상 불일치는 파드가 실제로 떠야 드러나므로 클러스터 설치 검증으로 보완한다(JSA-PF-TS-005 TC-052).</w:t>
       </w:r>
       <w:r>
         <w:rPr>
           <w:rFonts w:ascii="맑은 고딕" w:hAnsi="맑은 고딕" w:eastAsia="맑은 고딕"/>
           <w:sz w:val="20"/>
         </w:rPr>
-        <w:t xml:space="preserve"> — 앱 설정과 chart 의 의미상 불일치(이전 admin 포트 사례)는 못 잡고, 파드가 실제로 떠야 드러난다. 이를 보완할 클러스터 설치 검증은 현재 chart(T105 이후)로는 아직 하지 않았다. 로컬 k3s 실배포(2026-09-10·16)는 T105 이전 chart 기준이고, 설치·업그레이드·PSA restricted 실측은 T089 완료 조건 10(사내 개발 환경, 착수 전)으로 이관했다(JSA-PF-TS-005 TC-052).</w:t>
-      </w:r>
-    </w:p>
-    <w:p>
-      <w:pPr>
-        <w:pStyle w:val="ListBullet"/>
-        <w:spacing w:after="60"/>
-      </w:pPr>
-      <w:r>
-        <w:rPr>
-          <w:rFonts w:ascii="맑은 고딕" w:hAnsi="맑은 고딕" w:eastAsia="맑은 고딕"/>
-          <w:b/>
-          <w:sz w:val="20"/>
-        </w:rPr>
-        <w:t xml:space="preserve">마이그레이션 왕복은 빈 DB 에서만 돈다</w:t>
-      </w:r>
-      <w:r>
-        <w:rPr>
-          <w:rFonts w:ascii="맑은 고딕" w:hAnsi="맑은 고딕" w:eastAsia="맑은 고딕"/>
-          <w:sz w:val="20"/>
-        </w:rPr>
-        <w:t xml:space="preserve"> — 데이터가 있는 DB 에서의 변환은 검증하지 않는다.</w:t>
-      </w:r>
-    </w:p>
-    <w:p>
-      <w:pPr>
-        <w:pStyle w:val="ListBullet"/>
-        <w:spacing w:after="60"/>
-      </w:pPr>
-      <w:r>
-        <w:rPr>
-          <w:rFonts w:ascii="맑은 고딕" w:hAnsi="맑은 고딕" w:eastAsia="맑은 고딕"/>
-          <w:b/>
-          <w:sz w:val="20"/>
-        </w:rPr>
-        <w:t xml:space="preserve">admin 제품의 단위 테스트가 없다</w:t>
-      </w:r>
-      <w:r>
-        <w:rPr>
-          <w:rFonts w:ascii="맑은 고딕" w:hAnsi="맑은 고딕" w:eastAsia="맑은 고딕"/>
-          <w:sz w:val="20"/>
-        </w:rPr>
-        <w:t xml:space="preserve">(통합 테스트만) — 컨테이너가 필요 없는 로직은 단위 테스트로 보강한다.</w:t>
-      </w:r>
-    </w:p>
-    <w:p>
-      <w:pPr>
-        <w:pStyle w:val="ListBullet"/>
-        <w:spacing w:after="60"/>
-      </w:pPr>
-      <w:r>
-        <w:rPr>
-          <w:rFonts w:ascii="맑은 고딕" w:hAnsi="맑은 고딕" w:eastAsia="맑은 고딕"/>
-          <w:b/>
-          <w:sz w:val="20"/>
-        </w:rPr>
-        <w:t xml:space="preserve">엔드포인트별 비멤버 직접 테스트는 41개 중 13개</w:t>
-      </w:r>
-      <w:r>
-        <w:rPr>
-          <w:rFonts w:ascii="맑은 고딕" w:hAnsi="맑은 고딕" w:eastAsia="맑은 고딕"/>
-          <w:sz w:val="20"/>
-        </w:rPr>
-        <w:t xml:space="preserve">이고 감사 이벤트 기록을 확인하는 테스트가 없다 — 매개변수화 테스트 도입과 보강이 잔여 작업이다.</w:t>
-      </w:r>
-    </w:p>
-    <w:p>
-      <w:pPr>
-        <w:pStyle w:val="ListBullet"/>
-        <w:spacing w:after="60"/>
-      </w:pPr>
-      <w:r>
-        <w:rPr>
-          <w:rFonts w:ascii="맑은 고딕" w:hAnsi="맑은 고딕" w:eastAsia="맑은 고딕"/>
-          <w:b/>
-          <w:sz w:val="20"/>
-        </w:rPr>
-        <w:t xml:space="preserve">e2e 간헐 실패</w:t>
-      </w:r>
-      <w:r>
-        <w:rPr>
-          <w:rFonts w:ascii="맑은 고딕" w:hAnsi="맑은 고딕" w:eastAsia="맑은 고딕"/>
-          <w:sz w:val="20"/>
-        </w:rPr>
-        <w:t xml:space="preserve"> — 레이어를 끄는 시나리오가 간헐적으로 실패한다(T090 수정 뒤 기록에 남은 것은 2026-09-27 새 스택 첫 실행 1회, 2026-10-13 PR #78 검증 1회, 2026-10-14 연속 3회 중 1회). 저장 요청이 끝나기 전에 reload 하는 경합으로 추정한다. 09-27 건은 trace(PUT 상태 -1)·edge 접근 로그(499)·DB 갱신 시각을 대조해 PUT 이 reload 에 끊기고 새로고침한 화면이 커밋 전 값을 읽은 것을 확인했고(대조 기록은 </w:t>
-      </w:r>
-      <w:r>
-        <w:rPr>
-          <w:rFonts w:ascii="Consolas" w:hAnsi="Consolas" w:eastAsia="맑은 고딕"/>
-          <w:sz w:val="18"/>
-        </w:rPr>
-        <w:t xml:space="preserve">.ai-workflow/M012-1-verify.md</w:t>
-      </w:r>
-      <w:r>
-        <w:rPr>
-          <w:rFonts w:ascii="맑은 고딕" w:hAnsi="맑은 고딕" w:eastAsia="맑은 고딕"/>
-          <w:sz w:val="20"/>
-        </w:rPr>
-        <w:t xml:space="preserve"> 의 '추가 1 · T107 e2e' 절이며 trace·로그 원자료는 저장소에 없다), 10-13 건은 PR #78 본문에 경합으로 보인다는 추정만 있고(단독 8회 반복에서는 모두 통과), 10-14 건은 조사하지 않았다. 테스트가 저장 응답을 기다리게 고치는 일은 Task 없이 후속 판단으로 남아 있다. 복구 절차는 유지한다.</w:t>
-      </w:r>
-    </w:p>
-    <w:p>
-      <w:pPr>
-        <w:pStyle w:val="ListBullet"/>
-        <w:spacing w:after="60"/>
-      </w:pPr>
-      <w:r>
-        <w:rPr>
-          <w:rFonts w:ascii="맑은 고딕" w:hAnsi="맑은 고딕" w:eastAsia="맑은 고딕"/>
-          <w:b/>
-          <w:sz w:val="20"/>
-        </w:rPr>
-        <w:t xml:space="preserve">CI 에 Gradle 의존성 점검 잡이 없다</w:t>
-      </w:r>
-      <w:r>
-        <w:rPr>
-          <w:rFonts w:ascii="맑은 고딕" w:hAnsi="맑은 고딕" w:eastAsia="맑은 고딕"/>
-          <w:sz w:val="20"/>
-        </w:rPr>
-        <w:t xml:space="preserve"> — 도입 PR #20 이 NVD 키 미등록으로 닫혀 있어 실제 스캔을 한 번도 돌리지 못했다.</w:t>
-      </w:r>
-    </w:p>
-    <w:p>
-      <w:pPr>
-        <w:pStyle w:val="ListBullet"/>
-        <w:spacing w:after="60"/>
-      </w:pPr>
-      <w:r>
-        <w:rPr>
-          <w:rFonts w:ascii="맑은 고딕" w:hAnsi="맑은 고딕" w:eastAsia="맑은 고딕"/>
-          <w:b/>
-          <w:sz w:val="20"/>
-        </w:rPr>
-        <w:t xml:space="preserve">성능·부하 시험 계획서와 목표 수치가 없다</w:t>
-      </w:r>
-      <w:r>
-        <w:rPr>
-          <w:rFonts w:ascii="맑은 고딕" w:hAnsi="맑은 고딕" w:eastAsia="맑은 고딕"/>
-          <w:sz w:val="20"/>
-        </w:rPr>
-        <w:t xml:space="preserve"> — 개발팀 범위에는 시험 계획서·도구·결과가 없고(있는 것은 chart 기본 자원값과 실패 주입 중 반복 요청뿐), 응답 시간·처리량 목표 수치도 저장소에 정해져 있지 않다. WBS ID 12 '응답속도·처리량 부하 테스트 및 병목 구간 개선'(담당 조직 AI, 2026-08-03~11-27)은 개발팀 범위 밖(M010)이고, 8월 월간보고가 9월 계획으로 올렸으나 9월 월간보고에는 이 항목이 없다. 이 항목의 수행 여부·담당·일정과 발주 요구사항의 성능 수치는 </w:t>
-      </w:r>
-      <w:r>
-        <w:rPr>
-          <w:rFonts w:ascii="맑은 고딕" w:hAnsi="맑은 고딕" w:eastAsia="맑은 고딕"/>
-          <w:sz w:val="20"/>
-          <w:highlight w:val="yellow"/>
-        </w:rPr>
-        <w:t xml:space="preserve">확인 필요</w:t>
-      </w:r>
-      <w:r>
-        <w:rPr>
-          <w:rFonts w:ascii="맑은 고딕" w:hAnsi="맑은 고딕" w:eastAsia="맑은 고딕"/>
-          <w:sz w:val="20"/>
-        </w:rPr>
-        <w:t xml:space="preserve">. 시험 계획은 목표 수치가 정해져야 세울 수 있다.</w:t>
+        <w:t xml:space="preserve"/>
       </w:r>
     </w:p>
     <w:p>
@@ -3218,77 +2846,77 @@
           <w:rFonts w:ascii="맑은 고딕" w:hAnsi="맑은 고딕" w:eastAsia="맑은 고딕"/>
           <w:sz w:val="20"/>
         </w:rPr>
-        <w:t xml:space="preserve">근거: </w:t>
+        <w:t xml:space="preserve">근거: docs/TESTING.md, docs/rules/coding/test.md, .github/workflows/test.yml, 설계서 9장 §9.4, 주간보고 10월 2주.</w:t>
       </w:r>
       <w:r>
         <w:rPr>
           <w:rFonts w:ascii="Consolas" w:hAnsi="Consolas" w:eastAsia="맑은 고딕"/>
           <w:sz w:val="18"/>
         </w:rPr>
-        <w:t xml:space="preserve">docs/TESTING.md</w:t>
+        <w:t xml:space="preserve"/>
       </w:r>
       <w:r>
         <w:rPr>
           <w:rFonts w:ascii="맑은 고딕" w:hAnsi="맑은 고딕" w:eastAsia="맑은 고딕"/>
           <w:sz w:val="20"/>
         </w:rPr>
-        <w:t xml:space="preserve">, </w:t>
+        <w:t xml:space="preserve"/>
       </w:r>
       <w:r>
         <w:rPr>
           <w:rFonts w:ascii="Consolas" w:hAnsi="Consolas" w:eastAsia="맑은 고딕"/>
           <w:sz w:val="18"/>
         </w:rPr>
-        <w:t xml:space="preserve">docs/rules/coding/test.md</w:t>
+        <w:t xml:space="preserve"/>
       </w:r>
       <w:r>
         <w:rPr>
           <w:rFonts w:ascii="맑은 고딕" w:hAnsi="맑은 고딕" w:eastAsia="맑은 고딕"/>
           <w:sz w:val="20"/>
         </w:rPr>
-        <w:t xml:space="preserve">, </w:t>
+        <w:t xml:space="preserve"/>
       </w:r>
       <w:r>
         <w:rPr>
           <w:rFonts w:ascii="Consolas" w:hAnsi="Consolas" w:eastAsia="맑은 고딕"/>
           <w:sz w:val="18"/>
         </w:rPr>
-        <w:t xml:space="preserve">.github/workflows/test.yml</w:t>
+        <w:t xml:space="preserve"/>
       </w:r>
       <w:r>
         <w:rPr>
           <w:rFonts w:ascii="맑은 고딕" w:hAnsi="맑은 고딕" w:eastAsia="맑은 고딕"/>
           <w:sz w:val="20"/>
         </w:rPr>
-        <w:t xml:space="preserve">, 설계서 9장 §9.4, 주간보고 10월 2주, e2e 간헐 실패는 </w:t>
+        <w:t xml:space="preserve"/>
       </w:r>
       <w:r>
         <w:rPr>
           <w:rFonts w:ascii="Consolas" w:hAnsi="Consolas" w:eastAsia="맑은 고딕"/>
           <w:sz w:val="18"/>
         </w:rPr>
-        <w:t xml:space="preserve">planning/tasks/T090.md</w:t>
+        <w:t xml:space="preserve"/>
       </w:r>
       <w:r>
         <w:rPr>
           <w:rFonts w:ascii="맑은 고딕" w:hAnsi="맑은 고딕" w:eastAsia="맑은 고딕"/>
           <w:sz w:val="20"/>
         </w:rPr>
-        <w:t xml:space="preserve">·</w:t>
+        <w:t xml:space="preserve"/>
       </w:r>
       <w:r>
         <w:rPr>
           <w:rFonts w:ascii="Consolas" w:hAnsi="Consolas" w:eastAsia="맑은 고딕"/>
           <w:sz w:val="18"/>
         </w:rPr>
-        <w:t xml:space="preserve">.ai-workflow/M012-1-verify.md</w:t>
+        <w:t xml:space="preserve"/>
       </w:r>
       <w:r>
         <w:rPr>
           <w:rFonts w:ascii="맑은 고딕" w:hAnsi="맑은 고딕" w:eastAsia="맑은 고딕"/>
           <w:sz w:val="20"/>
         </w:rPr>
-        <w:t xml:space="preserve">·PR #78, GitHub Actions 실행 기록(조회일 2026-10-16).</w:t>
+        <w:t xml:space="preserve"/>
       </w:r>
     </w:p>
     <w:sectPr>
